--- a/Лабораторная 2 ТЗ Сурков_v3.docx
+++ b/Лабораторная 2 ТЗ Сурков_v3.docx
@@ -261,12 +261,20 @@
             </w:pPrChange>
           </w:pPr>
           <w:ins w:id="9" w:author="vesurkov" w:date="2026-10-07T09:41:00Z">
+            <w:commentRangeStart w:id="1179"/>
             <w:r>
               <w:rPr>
                 <w:rFonts w:ascii="Times New Roman" w:hAnsi="Times New Roman" w:cs="Times New Roman"/>
                 <w:color w:val="auto"/>
               </w:rPr>
               <w:t>Оглавление</w:t>
+            </w:r>
+            <w:commentRangeEnd w:id="1179"/>
+            <w:r>
+              <w:rPr>
+                <w:rStyle w:val="CommentReference"/>
+              </w:rPr>
+              <w:commentReference w:id="1179"/>
             </w:r>
           </w:ins>
         </w:p>
@@ -12161,9 +12169,17 @@
         </w:pPrChange>
       </w:pPr>
       <w:bookmarkStart w:id="608" w:name="_Toc242260026"/>
+      <w:commentRangeStart w:id="1180"/>
       <w:r>
         <w:lastRenderedPageBreak/>
         <w:t>ОБЩИЕ СВЕДЕНИЯ</w:t>
+      </w:r>
+      <w:commentRangeEnd w:id="1180"/>
+      <w:r>
+        <w:rPr>
+          <w:rStyle w:val="CommentReference"/>
+        </w:rPr>
+        <w:commentReference w:id="1180"/>
       </w:r>
       <w:bookmarkEnd w:id="608"/>
     </w:p>
@@ -12219,6 +12235,7 @@
       </w:pPr>
       <w:commentRangeStart w:id="612"/>
       <w:commentRangeStart w:id="613"/>
+      <w:commentRangeStart w:id="1184"/>
       <w:r>
         <w:t>Разработка плагина "</w:t>
       </w:r>
@@ -12230,6 +12247,13 @@
       </w:r>
       <w:r>
         <w:t>КОМПАС-3D.</w:t>
+      </w:r>
+      <w:commentRangeEnd w:id="1184"/>
+      <w:r>
+        <w:rPr>
+          <w:rStyle w:val="CommentReference"/>
+        </w:rPr>
+        <w:commentReference w:id="1184"/>
       </w:r>
       <w:commentRangeEnd w:id="612"/>
       <w:r>
@@ -12318,8 +12342,7 @@
       </w:ins>
     </w:p>
     <w:p>
-      <w:commentRangeStart w:id="621"/>
-      <w:commentRangeStart w:id="622"/>
+      <w:commentRangeStart w:id="1178"/>
       <w:r>
         <w:t xml:space="preserve">Заказчиком работ является: кандидат технических наук, доцент кафедры компьютерных систем в управлении и проектировании (КСУП) </w:t>
       </w:r>
@@ -12331,23 +12354,12 @@
       <w:r>
         <w:t xml:space="preserve"> Алексей Анатольевич.</w:t>
       </w:r>
-      <w:commentRangeEnd w:id="621"/>
+      <w:commentRangeEnd w:id="1178"/>
       <w:r>
         <w:rPr>
-          <w:rStyle w:val="af9"/>
-          <w:sz w:val="28"/>
-          <w:szCs w:val="28"/>
+          <w:rStyle w:val="CommentReference"/>
         </w:rPr>
-        <w:commentReference w:id="621"/>
-      </w:r>
-      <w:commentRangeEnd w:id="622"/>
-      <w:r>
-        <w:rPr>
-          <w:rStyle w:val="af9"/>
-          <w:sz w:val="28"/>
-          <w:szCs w:val="28"/>
-        </w:rPr>
-        <w:commentReference w:id="622"/>
+        <w:commentReference w:id="1178"/>
       </w:r>
     </w:p>
     <w:p>
@@ -12460,8 +12472,6 @@
           <w:ins w:id="627" w:author="vesurkov" w:date="2026-10-07T08:28:00Z"/>
         </w:rPr>
       </w:pPr>
-      <w:commentRangeStart w:id="628"/>
-      <w:commentRangeStart w:id="629"/>
       <w:r>
         <w:t xml:space="preserve">ГОСТ 19.103-77 “Единая система </w:t>
       </w:r>
@@ -12482,24 +12492,6 @@
       </w:del>
       <w:r>
         <w:t>”.</w:t>
-      </w:r>
-      <w:commentRangeEnd w:id="628"/>
-      <w:r>
-        <w:rPr>
-          <w:rStyle w:val="af9"/>
-          <w:sz w:val="28"/>
-          <w:szCs w:val="28"/>
-        </w:rPr>
-        <w:commentReference w:id="628"/>
-      </w:r>
-      <w:commentRangeEnd w:id="629"/>
-      <w:r>
-        <w:rPr>
-          <w:rStyle w:val="af9"/>
-          <w:sz w:val="28"/>
-          <w:szCs w:val="28"/>
-        </w:rPr>
-        <w:commentReference w:id="629"/>
       </w:r>
     </w:p>
     <w:p>
@@ -12701,8 +12693,6 @@
       <w:r>
         <w:t xml:space="preserve">Назначение </w:t>
       </w:r>
-      <w:commentRangeStart w:id="642"/>
-      <w:commentRangeStart w:id="643"/>
       <w:r>
         <w:t xml:space="preserve">разрабатываемого плагина обусловлено быстрым моделированием </w:t>
       </w:r>
@@ -12717,26 +12707,6 @@
       </w:r>
       <w:r>
         <w:t xml:space="preserve">конструкторы мебели могут наглядно рассмотреть спроектированную модель, при необходимости быстро перестроить её под диаметр монтажного отверстия и габариты пучка кабелей. На рисунке 2.1 представлена схема модели заглушки с основными размерами. </w:t>
-      </w:r>
-      <w:commentRangeEnd w:id="642"/>
-      <w:r>
-        <w:rPr>
-          <w:rStyle w:val="af9"/>
-          <w:noProof/>
-          <w:sz w:val="28"/>
-          <w:szCs w:val="28"/>
-        </w:rPr>
-        <w:commentReference w:id="642"/>
-      </w:r>
-      <w:commentRangeEnd w:id="643"/>
-      <w:r>
-        <w:rPr>
-          <w:rStyle w:val="af9"/>
-          <w:noProof/>
-          <w:sz w:val="28"/>
-          <w:szCs w:val="28"/>
-        </w:rPr>
-        <w:commentReference w:id="643"/>
       </w:r>
     </w:p>
     <w:p>
@@ -12832,23 +12802,12 @@
           <w:t xml:space="preserve"> —</w:t>
         </w:r>
       </w:ins>
-      <w:commentRangeStart w:id="647"/>
       <w:del w:id="648" w:author="vesurkov" w:date="2026-09-23T08:47:00Z">
         <w:r>
           <w:rPr>
             <w:color w:val="000000"/>
           </w:rPr>
           <w:delText>-</w:delText>
-        </w:r>
-        <w:commentRangeEnd w:id="647"/>
-        <w:r>
-          <w:rPr>
-            <w:rStyle w:val="af9"/>
-            <w:color w:val="000000"/>
-            <w:sz w:val="28"/>
-            <w:szCs w:val="28"/>
-          </w:rPr>
-          <w:commentReference w:id="647"/>
         </w:r>
       </w:del>
       <w:r>
@@ -12949,8 +12908,16 @@
       </w:ins>
       <w:commentRangeStart w:id="656"/>
       <w:commentRangeStart w:id="657"/>
+      <w:commentRangeStart w:id="1185"/>
       <w:r>
         <w:t>Требования к структуре и функционированию системы</w:t>
+      </w:r>
+      <w:commentRangeEnd w:id="1185"/>
+      <w:r>
+        <w:rPr>
+          <w:rStyle w:val="CommentReference"/>
+        </w:rPr>
+        <w:commentReference w:id="1185"/>
       </w:r>
       <w:bookmarkEnd w:id="654"/>
       <w:commentRangeEnd w:id="656"/>
@@ -13454,8 +13421,6 @@
           </w:rPrChange>
         </w:rPr>
       </w:pPr>
-      <w:commentRangeStart w:id="663"/>
-      <w:commentRangeStart w:id="664"/>
       <w:del w:id="665" w:author="vesurkov" w:date="2026-10-07T07:53:00Z">
         <w:r>
           <w:delText xml:space="preserve">АС </w:delText>
@@ -13508,8 +13473,16 @@
         </w:r>
       </w:del>
       <w:ins w:id="671" w:author="vesurkov" w:date="2026-10-07T07:54:00Z">
+        <w:commentRangeStart w:id="1182"/>
         <w:r>
           <w:t>В пользовательском интерфейсе должен быть реализован динамический двусторонний пересчёт допустимых диапазонов ввода с пересечением локальных условий и общих пределов:</w:t>
+        </w:r>
+        <w:commentRangeEnd w:id="1182"/>
+        <w:r>
+          <w:rPr>
+            <w:rStyle w:val="CommentReference"/>
+          </w:rPr>
+          <w:commentReference w:id="1182"/>
         </w:r>
       </w:ins>
     </w:p>
@@ -14246,7 +14219,6 @@
       <w:r>
         <w:t xml:space="preserve"> </w:t>
       </w:r>
-      <w:commentRangeEnd w:id="663"/>
       <m:oMath>
         <m:r>
           <w:del w:id="755" w:author="vesurkov" w:date="2026-10-07T08:08:00Z">
@@ -14259,10 +14231,8 @@
               <w:sz w:val="28"/>
               <w:szCs w:val="28"/>
             </w:rPr>
-            <w:commentReference w:id="663"/>
           </w:del>
         </m:r>
-        <w:commentRangeEnd w:id="664"/>
         <m:r>
           <m:rPr>
             <m:sty m:val="p"/>
@@ -14273,7 +14243,6 @@
             <w:sz w:val="28"/>
             <w:szCs w:val="28"/>
           </w:rPr>
-          <w:commentReference w:id="664"/>
         </m:r>
         <m:func>
           <m:funcPr>
@@ -14607,6 +14576,7 @@
           <w:numId w:val="3"/>
         </w:numPr>
       </w:pPr>
+      <w:commentRangeStart w:id="1175"/>
       <w:r>
         <w:t xml:space="preserve">Время построения детали при учете уже запущенной программы САПР не должно превышать </w:t>
       </w:r>
@@ -14618,6 +14588,13 @@
       </w:r>
       <w:r>
         <w:t xml:space="preserve"> минуты;</w:t>
+      </w:r>
+      <w:commentRangeEnd w:id="1175"/>
+      <w:r>
+        <w:rPr>
+          <w:rStyle w:val="CommentReference"/>
+        </w:rPr>
+        <w:commentReference w:id="1175"/>
       </w:r>
     </w:p>
     <w:p>
@@ -14988,9 +14965,17 @@
           <w:ins w:id="819" w:author="vesurkov" w:date="2026-10-07T08:31:00Z"/>
         </w:rPr>
       </w:pPr>
+      <w:commentRangeStart w:id="1176"/>
       <w:r>
         <w:lastRenderedPageBreak/>
         <w:t>Дополнительные требования к эксплуатации, техническому обслуживанию, ремонту и хранению компонентов системы не предъявляются.</w:t>
+      </w:r>
+      <w:commentRangeEnd w:id="1176"/>
+      <w:r>
+        <w:rPr>
+          <w:rStyle w:val="CommentReference"/>
+        </w:rPr>
+        <w:commentReference w:id="1176"/>
       </w:r>
     </w:p>
     <w:p>
@@ -15364,8 +15349,16 @@
         </w:pPrChange>
       </w:pPr>
       <w:bookmarkStart w:id="853" w:name="_Toc242260049"/>
+      <w:commentRangeStart w:id="1181"/>
       <w:r>
         <w:t>Перечень функций, задач или их комплексов</w:t>
+      </w:r>
+      <w:commentRangeEnd w:id="1181"/>
+      <w:r>
+        <w:rPr>
+          <w:rStyle w:val="CommentReference"/>
+        </w:rPr>
+        <w:commentReference w:id="1181"/>
       </w:r>
       <w:bookmarkEnd w:id="853"/>
     </w:p>
@@ -15399,8 +15392,6 @@
           </w:pPr>
         </w:pPrChange>
       </w:pPr>
-      <w:commentRangeStart w:id="857"/>
-      <w:commentRangeStart w:id="858"/>
       <w:r>
         <w:t xml:space="preserve">Заглушка для проводов в столешнице </w:t>
       </w:r>
@@ -15409,21 +15400,11 @@
           <w:t>—</w:t>
         </w:r>
       </w:ins>
-      <w:commentRangeStart w:id="860"/>
       <w:del w:id="861" w:author="vesurkov" w:date="2026-09-23T08:52:00Z">
         <w:r>
           <w:delText>-</w:delText>
         </w:r>
       </w:del>
-      <w:commentRangeEnd w:id="860"/>
-      <w:r>
-        <w:rPr>
-          <w:rStyle w:val="af9"/>
-          <w:sz w:val="28"/>
-          <w:szCs w:val="28"/>
-        </w:rPr>
-        <w:commentReference w:id="860"/>
-      </w:r>
       <w:r>
         <w:t xml:space="preserve"> элемент мебельной фурнитуры, устанавливаемый в сквозное монтажное отверстие стола для вывода и упорядочивания кабелей офисной техники, а также защиты изоляции от повреждения о края столешницы.</w:t>
       </w:r>
@@ -15454,24 +15435,6 @@
       </w:r>
       <w:bookmarkStart w:id="863" w:name="_heading=h.8tdtwvsvc6fg" w:colFirst="0" w:colLast="0"/>
       <w:bookmarkEnd w:id="863"/>
-      <w:commentRangeEnd w:id="857"/>
-      <w:r>
-        <w:rPr>
-          <w:rStyle w:val="af9"/>
-          <w:sz w:val="28"/>
-          <w:szCs w:val="28"/>
-        </w:rPr>
-        <w:commentReference w:id="857"/>
-      </w:r>
-      <w:commentRangeEnd w:id="858"/>
-      <w:r>
-        <w:rPr>
-          <w:rStyle w:val="af9"/>
-          <w:sz w:val="28"/>
-          <w:szCs w:val="28"/>
-        </w:rPr>
-        <w:commentReference w:id="858"/>
-      </w:r>
     </w:p>
     <w:p/>
     <w:p>
@@ -15753,6 +15716,7 @@
       <w:pPr>
         <w:ind w:firstLine="720"/>
       </w:pPr>
+      <w:commentRangeStart w:id="1174"/>
       <w:r>
         <w:t xml:space="preserve">При выборе </w:t>
       </w:r>
@@ -15787,6 +15751,13 @@
       <w:r>
         <w:t>.</w:t>
       </w:r>
+      <w:commentRangeEnd w:id="1174"/>
+      <w:r>
+        <w:rPr>
+          <w:rStyle w:val="CommentReference"/>
+        </w:rPr>
+        <w:commentReference w:id="1174"/>
+      </w:r>
     </w:p>
     <w:p>
       <w:pPr>
@@ -15794,28 +15765,8 @@
           <w:ins w:id="892" w:author="vesurkov" w:date="2026-10-07T08:34:00Z"/>
         </w:rPr>
       </w:pPr>
-      <w:commentRangeStart w:id="893"/>
-      <w:commentRangeStart w:id="894"/>
       <w:r>
         <w:t>Помимо</w:t>
-      </w:r>
-      <w:commentRangeEnd w:id="893"/>
-      <w:r>
-        <w:rPr>
-          <w:rStyle w:val="af9"/>
-          <w:sz w:val="28"/>
-          <w:szCs w:val="28"/>
-        </w:rPr>
-        <w:commentReference w:id="893"/>
-      </w:r>
-      <w:commentRangeEnd w:id="894"/>
-      <w:r>
-        <w:rPr>
-          <w:rStyle w:val="af9"/>
-          <w:sz w:val="28"/>
-          <w:szCs w:val="28"/>
-        </w:rPr>
-        <w:commentReference w:id="894"/>
       </w:r>
       <w:r>
         <w:t xml:space="preserve"> этого, разработанная система должна работать на ПК с ОС Windows версии 10 и старше и разрядностью х64 с NET Framework 4.7.2.</w:t>
@@ -16389,8 +16340,6 @@
       </w:pPr>
       <w:bookmarkStart w:id="958" w:name="_heading=h.35nkun2" w:colFirst="0" w:colLast="0"/>
       <w:bookmarkEnd w:id="958"/>
-      <w:commentRangeStart w:id="959"/>
-      <w:commentRangeStart w:id="960"/>
       <w:r>
         <w:t>Этапы проведения работ по разработке плагина "</w:t>
       </w:r>
@@ -16408,24 +16357,6 @@
       </w:r>
       <w:r>
         <w:t>приведены в таблице 4.1.</w:t>
-      </w:r>
-      <w:commentRangeEnd w:id="959"/>
-      <w:r>
-        <w:rPr>
-          <w:rStyle w:val="af9"/>
-          <w:sz w:val="28"/>
-          <w:szCs w:val="28"/>
-        </w:rPr>
-        <w:commentReference w:id="959"/>
-      </w:r>
-      <w:commentRangeEnd w:id="960"/>
-      <w:r>
-        <w:rPr>
-          <w:rStyle w:val="af9"/>
-          <w:sz w:val="28"/>
-          <w:szCs w:val="28"/>
-        </w:rPr>
-        <w:commentReference w:id="960"/>
       </w:r>
     </w:p>
     <w:p>
@@ -16440,8 +16371,6 @@
           </w:pPr>
         </w:pPrChange>
       </w:pPr>
-      <w:commentRangeStart w:id="962"/>
-      <w:commentRangeStart w:id="963"/>
       <w:r>
         <w:t>Таблица 4.1 – Этапы проведения работ по разработке плагина "</w:t>
       </w:r>
@@ -16453,24 +16382,6 @@
       </w:r>
       <w:r>
         <w:t>КОМПАС-3D</w:t>
-      </w:r>
-      <w:commentRangeEnd w:id="962"/>
-      <w:r>
-        <w:rPr>
-          <w:rStyle w:val="af9"/>
-          <w:sz w:val="28"/>
-          <w:szCs w:val="28"/>
-        </w:rPr>
-        <w:commentReference w:id="962"/>
-      </w:r>
-      <w:commentRangeEnd w:id="963"/>
-      <w:r>
-        <w:rPr>
-          <w:rStyle w:val="af9"/>
-          <w:sz w:val="28"/>
-          <w:szCs w:val="28"/>
-        </w:rPr>
-        <w:commentReference w:id="963"/>
       </w:r>
     </w:p>
     <w:tbl>
@@ -17272,29 +17183,9 @@
         <w:ind w:firstLine="0"/>
         <w:jc w:val="left"/>
       </w:pPr>
-      <w:commentRangeStart w:id="972"/>
-      <w:commentRangeStart w:id="973"/>
       <w:r>
         <w:lastRenderedPageBreak/>
         <w:t>Окончание Таблицы 4.1.</w:t>
-      </w:r>
-      <w:commentRangeEnd w:id="972"/>
-      <w:r>
-        <w:rPr>
-          <w:rStyle w:val="af9"/>
-          <w:sz w:val="28"/>
-          <w:szCs w:val="28"/>
-        </w:rPr>
-        <w:commentReference w:id="972"/>
-      </w:r>
-      <w:commentRangeEnd w:id="973"/>
-      <w:r>
-        <w:rPr>
-          <w:rStyle w:val="af9"/>
-          <w:sz w:val="28"/>
-          <w:szCs w:val="28"/>
-        </w:rPr>
-        <w:commentReference w:id="973"/>
       </w:r>
     </w:p>
     <w:tbl>
@@ -17878,8 +17769,16 @@
               <w:ind w:firstLine="0"/>
               <w:jc w:val="left"/>
             </w:pPr>
+            <w:commentRangeStart w:id="1177"/>
             <w:r>
               <w:t>Не позднее 29 декабря 2026 года</w:t>
+            </w:r>
+            <w:commentRangeEnd w:id="1177"/>
+            <w:r>
+              <w:rPr>
+                <w:rStyle w:val="CommentReference"/>
+              </w:rPr>
+              <w:commentReference w:id="1177"/>
             </w:r>
           </w:p>
         </w:tc>
@@ -18543,8 +18442,6 @@
           </w:rPrChange>
         </w:rPr>
       </w:pPr>
-      <w:commentRangeStart w:id="1042"/>
-      <w:commentRangeStart w:id="1043"/>
       <w:r>
         <w:rPr>
           <w:color w:val="000000"/>
@@ -18588,40 +18485,6 @@
           <w:delText>;</w:delText>
         </w:r>
       </w:del>
-      <w:commentRangeEnd w:id="1042"/>
-      <w:r>
-        <w:rPr>
-          <w:rStyle w:val="af9"/>
-          <w:sz w:val="28"/>
-          <w:szCs w:val="28"/>
-          <w:rPrChange w:id="1046" w:author="vesurkov" w:date="2026-10-07T07:28:00Z">
-            <w:rPr>
-              <w:rStyle w:val="af9"/>
-              <w:color w:val="000000"/>
-              <w:sz w:val="28"/>
-              <w:szCs w:val="28"/>
-            </w:rPr>
-          </w:rPrChange>
-        </w:rPr>
-        <w:commentReference w:id="1042"/>
-      </w:r>
-      <w:commentRangeEnd w:id="1043"/>
-      <w:r>
-        <w:rPr>
-          <w:rStyle w:val="af9"/>
-          <w:sz w:val="28"/>
-          <w:szCs w:val="28"/>
-          <w:rPrChange w:id="1047" w:author="vesurkov" w:date="2026-10-07T07:28:00Z">
-            <w:rPr>
-              <w:rStyle w:val="af9"/>
-              <w:color w:val="000000"/>
-              <w:sz w:val="28"/>
-              <w:szCs w:val="28"/>
-            </w:rPr>
-          </w:rPrChange>
-        </w:rPr>
-        <w:commentReference w:id="1043"/>
-      </w:r>
     </w:p>
     <w:p>
       <w:pPr>
@@ -20085,28 +19948,8 @@
       </w:pPr>
     </w:p>
     <w:p>
-      <w:commentRangeStart w:id="1172"/>
-      <w:commentRangeStart w:id="1173"/>
       <w:r>
         <w:t>Комплектность передаваемой отчётной документации подлежит проверке Заказчиком.</w:t>
-      </w:r>
-      <w:commentRangeEnd w:id="1172"/>
-      <w:r>
-        <w:rPr>
-          <w:rStyle w:val="af9"/>
-          <w:sz w:val="28"/>
-          <w:szCs w:val="28"/>
-        </w:rPr>
-        <w:commentReference w:id="1172"/>
-      </w:r>
-      <w:commentRangeEnd w:id="1173"/>
-      <w:r>
-        <w:rPr>
-          <w:rStyle w:val="af9"/>
-          <w:sz w:val="28"/>
-          <w:szCs w:val="28"/>
-        </w:rPr>
-        <w:commentReference w:id="1173"/>
       </w:r>
     </w:p>
     <w:p>
@@ -20352,8 +20195,16 @@
       </w:r>
     </w:p>
     <w:p>
+      <w:commentRangeStart w:id="1183"/>
       <w:r>
         <w:t>Общие требования:</w:t>
+      </w:r>
+      <w:commentRangeEnd w:id="1183"/>
+      <w:r>
+        <w:rPr>
+          <w:rStyle w:val="CommentReference"/>
+        </w:rPr>
+        <w:commentReference w:id="1183"/>
       </w:r>
     </w:p>
     <w:p>
@@ -20784,17 +20635,17 @@
       </w:r>
     </w:p>
   </w:comment>
-  <w:comment w:id="621" w:author="Kalentyev Alexey" w:date="2026-09-23T04:24:00Z" w:initials="KA">
+  <w:comment w:id="656" w:author="Kalentyev Alexey" w:date="2026-09-23T04:24:00Z" w:initials="KA">
     <w:p>
       <w:r>
         <w:annotationRef/>
       </w:r>
       <w:r>
-        <w:t>Дополните пункт сведениями о разработчике: кто выполняет работу, его группа.</w:t>
+        <w:t>Выделите заголовки 3.1.1 и аналогичные полужирным, расположите по центру и отделите от текста пустой строкой.</w:t>
       </w:r>
     </w:p>
   </w:comment>
-  <w:comment w:id="622" w:author="vesurkov" w:date="2026-10-07T05:10:00Z" w:initials="v">
+  <w:comment w:id="657" w:author="vesurkov" w:date="2026-10-07T05:12:00Z" w:initials="v">
     <w:p>
       <w:pPr>
         <w:pStyle w:val="af7"/>
@@ -20805,359 +20656,161 @@
         </w:rPr>
         <w:annotationRef/>
       </w:r>
-      <w:r>
-        <w:t>+</w:t>
-      </w:r>
     </w:p>
   </w:comment>
-  <w:comment w:id="628" w:author="Kalentyev Alexey" w:date="2026-09-23T04:24:00Z" w:initials="KA">
-    <w:p>
+  <w:comment w:id="1174" w:author="Kalentyev Alexey" w:initials="KA" w:date="2026-10-08T00:48:02Z">
+    <w:p>
+      <w:pPr>
+        <w:pStyle w:val="CommentText"/>
+      </w:pPr>
       <w:r>
         <w:annotationRef/>
       </w:r>
       <w:r>
-        <w:t>Исправьте название комплекса: ГОСТ 19.103-77 относится к Единой системе программной документации (ЕСПД).</w:t>
+        <w:t xml:space="preserve">Укажите точное обозначение поддерживаемого выпуска КОМПАС-3D по документации используемой системы и соответствующий ему API. Поясните, какой выпуск подразумевается под «версией 2026».</w:t>
       </w:r>
     </w:p>
   </w:comment>
-  <w:comment w:id="629" w:author="vesurkov" w:date="2026-10-07T05:11:00Z" w:initials="v">
-    <w:p>
-      <w:pPr>
-        <w:pStyle w:val="af7"/>
-      </w:pPr>
-      <w:r>
-        <w:rPr>
-          <w:rStyle w:val="af9"/>
-        </w:rPr>
+  <w:comment w:id="1175" w:author="Kalentyev Alexey" w:initials="KA" w:date="2026-10-08T00:48:02Z">
+    <w:p>
+      <w:pPr>
+        <w:pStyle w:val="CommentText"/>
+      </w:pPr>
+      <w:r>
         <w:annotationRef/>
       </w:r>
       <w:r>
-        <w:t>+</w:t>
+        <w:t xml:space="preserve">Уберите подчёркивание слова «одной». При необходимости выделите ограничение полужирным начертанием или курсивом.</w:t>
       </w:r>
     </w:p>
   </w:comment>
-  <w:comment w:id="642" w:author="Kalentyev Alexey" w:date="2026-09-16T11:39:00Z" w:initials="KA">
-    <w:p>
-      <w:pPr>
-        <w:pStyle w:val="af7"/>
-        <w:ind w:firstLine="0"/>
-        <w:jc w:val="left"/>
-      </w:pPr>
-      <w:r>
-        <w:rPr>
-          <w:rStyle w:val="af9"/>
-        </w:rPr>
+  <w:comment w:id="1176" w:author="Kalentyev Alexey" w:initials="KA" w:date="2026-10-08T00:48:02Z">
+    <w:p>
+      <w:pPr>
+        <w:pStyle w:val="CommentText"/>
+      </w:pPr>
+      <w:r>
         <w:annotationRef/>
       </w:r>
       <w:r>
-        <w:t>Выравнивание по ширине</w:t>
+        <w:t xml:space="preserve">Разместите заголовок 3.1.7 вместе с относящимся к нему абзацем: сейчас заголовок остался на странице 9, а весь короткий абзац оказался один в начале страницы 10. Также устраните отдельный завершающий абзац пункта 3.1.3 в начале страницы 9.</w:t>
       </w:r>
     </w:p>
   </w:comment>
-  <w:comment w:id="643" w:author="vesurkov" w:date="2026-10-07T05:13:00Z" w:initials="v">
-    <w:p>
-      <w:pPr>
-        <w:pStyle w:val="af7"/>
-      </w:pPr>
-      <w:r>
-        <w:rPr>
-          <w:rStyle w:val="af9"/>
-        </w:rPr>
+  <w:comment w:id="1177" w:author="Kalentyev Alexey" w:initials="KA" w:date="2026-10-08T00:48:02Z">
+    <w:p>
+      <w:pPr>
+        <w:pStyle w:val="CommentText"/>
+      </w:pPr>
+      <w:r>
         <w:annotationRef/>
       </w:r>
       <w:r>
-        <w:t>+</w:t>
+        <w:t xml:space="preserve">Установите единый одинарный межстрочный интервал во всех ячейках таблицы 4.1, включая графу сроков и повторённую головку.</w:t>
       </w:r>
     </w:p>
   </w:comment>
-  <w:comment w:id="647" w:author="Kalentyev Alexey" w:date="2026-09-16T11:40:00Z" w:initials="KA">
-    <w:p>
-      <w:pPr>
-        <w:pStyle w:val="af7"/>
-        <w:ind w:firstLine="0"/>
-        <w:jc w:val="left"/>
-      </w:pPr>
-      <w:r>
-        <w:rPr>
-          <w:rStyle w:val="af9"/>
-        </w:rPr>
+  <w:comment w:id="1178" w:author="Kalentyev Alexey" w:initials="KA" w:date="2026-10-08T00:48:02Z">
+    <w:p>
+      <w:pPr>
+        <w:pStyle w:val="CommentText"/>
+      </w:pPr>
+      <w:r>
         <w:annotationRef/>
       </w:r>
       <w:r>
-        <w:t>Дефис. Нужно тире.</w:t>
+        <w:t xml:space="preserve">Укажите наименование организации-заказчика и отдельно её представителя. ФИО преподавателя, должность и адрес можно сохранить.</w:t>
       </w:r>
     </w:p>
   </w:comment>
-  <w:comment w:id="656" w:author="Kalentyev Alexey" w:date="2026-09-23T04:24:00Z" w:initials="KA">
-    <w:p>
+  <w:comment w:id="1179" w:author="Kalentyev Alexey" w:initials="KA" w:date="2026-10-08T00:48:02Z">
+    <w:p>
+      <w:pPr>
+        <w:pStyle w:val="CommentText"/>
+      </w:pPr>
       <w:r>
         <w:annotationRef/>
       </w:r>
       <w:r>
-        <w:t>Выделите заголовки 3.1.1 и аналогичные полужирным, расположите по центру и отделите от текста пустой строкой.</w:t>
+        <w:t xml:space="preserve">Обновите оглавление целиком после исправления вёрстки: разделы 1, 2, 3 и 4 находятся на с. 4, 6, 7 и 13, но в оглавлении указаны с. 5, 7, 8 и 14. Проверьте остальные заголовки и номера страниц.</w:t>
       </w:r>
     </w:p>
   </w:comment>
-  <w:comment w:id="657" w:author="vesurkov" w:date="2026-10-07T05:12:00Z" w:initials="v">
-    <w:p>
-      <w:pPr>
-        <w:pStyle w:val="af7"/>
-      </w:pPr>
-      <w:r>
-        <w:rPr>
-          <w:rStyle w:val="af9"/>
-        </w:rPr>
+  <w:comment w:id="1180" w:author="Kalentyev Alexey" w:initials="KA" w:date="2026-10-08T00:48:02Z">
+    <w:p>
+      <w:pPr>
+        <w:pStyle w:val="CommentText"/>
+      </w:pPr>
+      <w:r>
         <w:annotationRef/>
       </w:r>
+      <w:r>
+        <w:t xml:space="preserve">Восстановите номер 1 перед заголовком «ОБЩИЕ СВЕДЕНИЯ».</w:t>
+      </w:r>
     </w:p>
   </w:comment>
-  <w:comment w:id="663" w:author="Kalentyev Alexey" w:date="2026-09-23T04:24:00Z" w:initials="KA">
-    <w:p>
+  <w:comment w:id="1181" w:author="Kalentyev Alexey" w:initials="KA" w:date="2026-10-08T00:48:02Z">
+    <w:p>
+      <w:pPr>
+        <w:pStyle w:val="CommentText"/>
+      </w:pPr>
       <w:r>
         <w:annotationRef/>
       </w:r>
       <w:r>
-        <w:t>Явно задайте пересчёт допустимых диапазонов в обе стороны: изменение D1 ограничивает D2, а изменение D2 изменяет нижнюю границу D1; аналогично для D2 и d. Пересекайте эти границы с указанными общими диапазонами.</w:t>
+        <w:t xml:space="preserve">Уберите номер 3.2.1 у единственного пункта подраздела 3.2 либо объедините его содержание с подразделом 3.2. Обновите оглавление после исправления.</w:t>
       </w:r>
     </w:p>
   </w:comment>
-  <w:comment w:id="664" w:author="vesurkov" w:date="2026-10-07T08:11:00Z" w:initials="v">
-    <w:p>
-      <w:pPr>
-        <w:pStyle w:val="af7"/>
-      </w:pPr>
-      <w:r>
-        <w:rPr>
-          <w:rStyle w:val="af9"/>
-        </w:rPr>
+  <w:comment w:id="1182" w:author="Kalentyev Alexey" w:initials="KA" w:date="2026-10-08T00:48:02Z">
+    <w:p>
+      <w:pPr>
+        <w:pStyle w:val="CommentText"/>
+      </w:pPr>
+      <w:r>
         <w:annotationRef/>
       </w:r>
       <w:r>
-        <w:t>+</w:t>
+        <w:t xml:space="preserve">Перенесите вводную фразу о пересчёте допустимых диапазонов вместе хотя бы с первым пунктом перечня правил.</w:t>
       </w:r>
     </w:p>
   </w:comment>
-  <w:comment w:id="860" w:author="Kalentyev Alexey" w:date="2026-09-16T11:41:00Z" w:initials="KA">
-    <w:p>
-      <w:pPr>
-        <w:pStyle w:val="af7"/>
-        <w:ind w:firstLine="0"/>
-        <w:jc w:val="left"/>
-      </w:pPr>
-      <w:r>
-        <w:rPr>
-          <w:rStyle w:val="af9"/>
-        </w:rPr>
+  <w:comment w:id="1183" w:author="Kalentyev Alexey" w:initials="KA" w:date="2026-10-08T00:48:02Z">
+    <w:p>
+      <w:pPr>
+        <w:pStyle w:val="CommentText"/>
+      </w:pPr>
+      <w:r>
         <w:annotationRef/>
       </w:r>
       <w:r>
-        <w:t>Дефис.</w:t>
+        <w:t xml:space="preserve">Перенесите строку «Общие требования:» вместе хотя бы с первым пунктом перечня требований.</w:t>
       </w:r>
     </w:p>
   </w:comment>
-  <w:comment w:id="857" w:author="Kalentyev Alexey" w:date="2026-09-16T11:41:00Z" w:initials="KA">
-    <w:p>
-      <w:pPr>
-        <w:pStyle w:val="af7"/>
-        <w:ind w:firstLine="0"/>
-        <w:jc w:val="left"/>
-      </w:pPr>
-      <w:r>
-        <w:rPr>
-          <w:rStyle w:val="af9"/>
-        </w:rPr>
+  <w:comment w:id="1184" w:author="Kalentyev Alexey" w:initials="KA" w:date="2026-10-08T00:48:02Z">
+    <w:p>
+      <w:pPr>
+        <w:pStyle w:val="CommentText"/>
+      </w:pPr>
+      <w:r>
         <w:annotationRef/>
       </w:r>
       <w:r>
-        <w:t>Красная строка?</w:t>
+        <w:t xml:space="preserve">На большинстве страниц номера появились по центру нижнего поля; титульный лист правильно оставлен без номера. Однако на 13 и 16 номера отсутствуют. </w:t>
       </w:r>
     </w:p>
   </w:comment>
-  <w:comment w:id="858" w:author="vesurkov" w:date="2026-10-07T05:12:00Z" w:initials="v">
-    <w:p>
-      <w:pPr>
-        <w:pStyle w:val="af7"/>
-      </w:pPr>
-      <w:r>
-        <w:rPr>
-          <w:rStyle w:val="af9"/>
-        </w:rPr>
+  <w:comment w:id="1185" w:author="Kalentyev Alexey" w:initials="KA" w:date="2026-10-08T00:48:02Z">
+    <w:p>
+      <w:pPr>
+        <w:pStyle w:val="CommentText"/>
+      </w:pPr>
+      <w:r>
         <w:annotationRef/>
       </w:r>
       <w:r>
-        <w:t>+</w:t>
-      </w:r>
-    </w:p>
-  </w:comment>
-  <w:comment w:id="893" w:author="Kalentyev Alexey" w:date="2026-09-16T11:41:00Z" w:initials="KA">
-    <w:p>
-      <w:pPr>
-        <w:pStyle w:val="af7"/>
-        <w:ind w:firstLine="0"/>
-        <w:jc w:val="left"/>
-      </w:pPr>
-      <w:r>
-        <w:rPr>
-          <w:rStyle w:val="af9"/>
-        </w:rPr>
-        <w:annotationRef/>
-      </w:r>
-      <w:r>
-        <w:t>Красная строка.</w:t>
-      </w:r>
-    </w:p>
-  </w:comment>
-  <w:comment w:id="894" w:author="vesurkov" w:date="2026-10-07T05:13:00Z" w:initials="v">
-    <w:p>
-      <w:pPr>
-        <w:pStyle w:val="af7"/>
-      </w:pPr>
-      <w:r>
-        <w:rPr>
-          <w:rStyle w:val="af9"/>
-        </w:rPr>
-        <w:annotationRef/>
-      </w:r>
-      <w:r>
-        <w:t>+</w:t>
-      </w:r>
-    </w:p>
-  </w:comment>
-  <w:comment w:id="959" w:author="Kalentyev Alexey" w:date="2026-09-23T04:24:00Z" w:initials="KA">
-    <w:p>
-      <w:r>
-        <w:annotationRef/>
-      </w:r>
-      <w:r>
-        <w:t>Установите для основного текста полуторный интервал, абзацный отступ 1,25 см и выравнивание по ширине.</w:t>
-      </w:r>
-    </w:p>
-  </w:comment>
-  <w:comment w:id="960" w:author="vesurkov" w:date="2026-10-07T05:35:00Z" w:initials="v">
-    <w:p>
-      <w:pPr>
-        <w:pStyle w:val="af7"/>
-      </w:pPr>
-      <w:r>
-        <w:rPr>
-          <w:rStyle w:val="af9"/>
-        </w:rPr>
-        <w:annotationRef/>
-      </w:r>
-      <w:r>
-        <w:t>+</w:t>
-      </w:r>
-    </w:p>
-  </w:comment>
-  <w:comment w:id="962" w:author="Kalentyev Alexey" w:date="2026-09-23T04:24:00Z" w:initials="KA">
-    <w:p>
-      <w:r>
-        <w:annotationRef/>
-      </w:r>
-      <w:r>
-        <w:t>Уберите абзацный отступ у названия таблицы 4.1: оно должно начинаться над левым верхним углом таблицы.</w:t>
-      </w:r>
-    </w:p>
-  </w:comment>
-  <w:comment w:id="963" w:author="vesurkov" w:date="2026-10-07T05:34:00Z" w:initials="v">
-    <w:p>
-      <w:pPr>
-        <w:pStyle w:val="af7"/>
-      </w:pPr>
-      <w:r>
-        <w:rPr>
-          <w:rStyle w:val="af9"/>
-        </w:rPr>
-        <w:annotationRef/>
-      </w:r>
-      <w:r>
-        <w:t>+</w:t>
-      </w:r>
-    </w:p>
-  </w:comment>
-  <w:comment w:id="972" w:author="Kalentyev Alexey" w:date="2026-09-23T04:24:00Z" w:initials="KA">
-    <w:p>
-      <w:r>
-        <w:annotationRef/>
-      </w:r>
-      <w:r>
-        <w:t>Повторите заголовки граф над перенесённой частью таблицы 4.1.</w:t>
-      </w:r>
-    </w:p>
-  </w:comment>
-  <w:comment w:id="973" w:author="vesurkov" w:date="2026-10-07T07:24:00Z" w:initials="v">
-    <w:p>
-      <w:pPr>
-        <w:pStyle w:val="af7"/>
-      </w:pPr>
-      <w:r>
-        <w:rPr>
-          <w:rStyle w:val="af9"/>
-        </w:rPr>
-        <w:annotationRef/>
-      </w:r>
-      <w:r>
-        <w:t>+</w:t>
-      </w:r>
-    </w:p>
-  </w:comment>
-  <w:comment w:id="1042" w:author="Kalentyev Alexey" w:date="2026-09-23T04:24:00Z" w:initials="KA">
-    <w:p>
-      <w:r>
-        <w:annotationRef/>
-      </w:r>
-      <w:r>
-        <w:t>Укажите, какие конструктивные требования ГОСТ 16371-2014 относятся к моделируемой заглушке, и обоснуйте размеры D1, D2, d, H, h конкретным стандартом, чертежом или технической документацией на изделие.</w:t>
-      </w:r>
-    </w:p>
-  </w:comment>
-  <w:comment w:id="1043" w:author="vesurkov" w:date="2026-10-07T07:39:00Z" w:initials="v">
-    <w:p>
-      <w:pPr>
-        <w:pStyle w:val="af7"/>
-      </w:pPr>
-      <w:r>
-        <w:rPr>
-          <w:rStyle w:val="af9"/>
-        </w:rPr>
-        <w:annotationRef/>
-      </w:r>
-      <w:r>
-        <w:t>+</w:t>
-      </w:r>
-    </w:p>
-  </w:comment>
-  <w:comment w:id="1172" w:author="Kalentyev Alexey" w:date="2026-09-16T11:42:00Z" w:initials="KA">
-    <w:p>
-      <w:pPr>
-        <w:pStyle w:val="af7"/>
-        <w:ind w:firstLine="0"/>
-        <w:jc w:val="left"/>
-      </w:pPr>
-      <w:r>
-        <w:rPr>
-          <w:rStyle w:val="af9"/>
-        </w:rPr>
-        <w:annotationRef/>
-      </w:r>
-      <w:r>
-        <w:t>Висячая строка</w:t>
-      </w:r>
-    </w:p>
-  </w:comment>
-  <w:comment w:id="1173" w:author="vesurkov" w:date="2026-10-07T05:13:00Z" w:initials="v">
-    <w:p>
-      <w:pPr>
-        <w:pStyle w:val="af7"/>
-      </w:pPr>
-      <w:r>
-        <w:rPr>
-          <w:rStyle w:val="af9"/>
-        </w:rPr>
-        <w:annotationRef/>
-      </w:r>
-      <w:r>
-        <w:t>+</w:t>
+        <w:t xml:space="preserve">Между соседними заголовками 3.1 и 3.1.1 на странице 7, 3.2 и 3.2.1, 3.3 и 3.3.1 на странице 11 пустых строк нет.</w:t>
       </w:r>
     </w:p>
   </w:comment>
@@ -21168,32 +20821,20 @@
 <w15:commentsEx xmlns:wpc="http://schemas.microsoft.com/office/word/2010/wordprocessingCanvas" xmlns:cx="http://schemas.microsoft.com/office/drawing/2014/chartex" xmlns:cx1="http://schemas.microsoft.com/office/drawing/2015/9/8/chartex" xmlns:cx2="http://schemas.microsoft.com/office/drawing/2015/10/21/chartex" xmlns:cx3="http://schemas.microsoft.com/office/drawing/2016/5/9/chartex" xmlns:cx4="http://schemas.microsoft.com/office/drawing/2016/5/10/chartex" xmlns:cx5="http://schemas.microsoft.com/office/drawing/2016/5/11/chartex" xmlns:cx6="http://schemas.microsoft.com/office/drawing/2016/5/12/chartex" xmlns:cx7="http://schemas.microsoft.com/office/drawing/2016/5/13/chartex" xmlns:cx8="http://schemas.microsoft.com/office/drawing/2016/5/14/chartex" xmlns:mc="http://schemas.openxmlformats.org/markup-compatibility/2006" xmlns:aink="http://schemas.microsoft.com/office/drawing/2016/ink" xmlns:am3d="http://schemas.microsoft.com/office/drawing/2017/model3d" xmlns:o="urn:schemas-microsoft-com:office:office" xmlns:oel="http://schemas.microsoft.com/office/2019/extlst" xmlns:r="http://schemas.openxmlformats.org/officeDocument/2006/relationships" xmlns:m="http://schemas.openxmlformats.org/officeDocument/2006/math" xmlns:v="urn:schemas-microsoft-com:vml" xmlns:wp14="http://schemas.microsoft.com/office/word/2010/wordprocessingDrawing" xmlns:wp="http://schemas.openxmlformats.org/drawingml/2006/wordprocessingDrawing" xmlns:w10="urn:schemas-microsoft-com:office:word" xmlns:w="http://schemas.openxmlformats.org/wordprocessingml/2006/main" xmlns:w14="http://schemas.microsoft.com/office/word/2010/wordml" xmlns:w15="http://schemas.microsoft.com/office/word/2012/wordml" xmlns:w16cex="http://schemas.microsoft.com/office/word/2018/wordml/cex" xmlns:w16cid="http://schemas.microsoft.com/office/word/2016/wordml/cid" xmlns:w16="http://schemas.microsoft.com/office/word/2018/wordml" xmlns:w16sdtdh="http://schemas.microsoft.com/office/word/2020/wordml/sdtdatahash" xmlns:w16se="http://schemas.microsoft.com/office/word/2015/wordml/symex" xmlns:wpg="http://schemas.microsoft.com/office/word/2010/wordprocessingGroup" xmlns:wpi="http://schemas.microsoft.com/office/word/2010/wordprocessingInk" xmlns:wne="http://schemas.microsoft.com/office/word/2006/wordml" xmlns:wps="http://schemas.microsoft.com/office/word/2010/wordprocessingShape" mc:Ignorable="w14 w15 w16se w16cid w16 w16cex w16sdtdh wp14">
   <w15:commentEx w15:paraId="5E4E707A" w15:done="0"/>
   <w15:commentEx w15:paraId="25EC3FFA" w15:paraIdParent="5E4E707A" w15:done="0"/>
-  <w15:commentEx w15:paraId="22AE2BD3" w15:done="0"/>
-  <w15:commentEx w15:paraId="79648D1D" w15:paraIdParent="22AE2BD3" w15:done="0"/>
-  <w15:commentEx w15:paraId="60709735" w15:done="0"/>
-  <w15:commentEx w15:paraId="41871BE1" w15:paraIdParent="60709735" w15:done="0"/>
-  <w15:commentEx w15:paraId="59016ADB" w15:done="0"/>
-  <w15:commentEx w15:paraId="4E3A9CC9" w15:paraIdParent="59016ADB" w15:done="0"/>
-  <w15:commentEx w15:paraId="1267B935" w15:done="0"/>
   <w15:commentEx w15:paraId="28910ACE" w15:done="0"/>
   <w15:commentEx w15:paraId="3EFF5770" w15:paraIdParent="28910ACE" w15:done="0"/>
-  <w15:commentEx w15:paraId="1A45B2B8" w15:done="0"/>
-  <w15:commentEx w15:paraId="641D35FF" w15:paraIdParent="1A45B2B8" w15:done="0"/>
-  <w15:commentEx w15:paraId="621A307B" w15:done="0"/>
-  <w15:commentEx w15:paraId="34630C17" w15:done="0"/>
-  <w15:commentEx w15:paraId="441360FD" w15:paraIdParent="34630C17" w15:done="0"/>
-  <w15:commentEx w15:paraId="1738921C" w15:done="0"/>
-  <w15:commentEx w15:paraId="2B4E831D" w15:paraIdParent="1738921C" w15:done="0"/>
-  <w15:commentEx w15:paraId="3F5FCF01" w15:done="0"/>
-  <w15:commentEx w15:paraId="149AABB1" w15:paraIdParent="3F5FCF01" w15:done="0"/>
-  <w15:commentEx w15:paraId="00272EDF" w15:done="0"/>
-  <w15:commentEx w15:paraId="0E3992D7" w15:paraIdParent="00272EDF" w15:done="0"/>
-  <w15:commentEx w15:paraId="07E49EE2" w15:done="0"/>
-  <w15:commentEx w15:paraId="50210BAD" w15:paraIdParent="07E49EE2" w15:done="0"/>
-  <w15:commentEx w15:paraId="1A46D97D" w15:done="0"/>
-  <w15:commentEx w15:paraId="6A9A401F" w15:paraIdParent="1A46D97D" w15:done="0"/>
-  <w15:commentEx w15:paraId="13C166FF" w15:done="0"/>
-  <w15:commentEx w15:paraId="1F1AD1B8" w15:paraIdParent="13C166FF" w15:done="0"/>
+  <w15:commentEx w15:paraId="459C772C" w15:done="0"/>
+  <w15:commentEx w15:paraId="7FDE3D17" w15:done="0"/>
+  <w15:commentEx w15:paraId="1A70FD1D" w15:done="0"/>
+  <w15:commentEx w15:paraId="01F42849" w15:done="0"/>
+  <w15:commentEx w15:paraId="7323974A" w15:done="0"/>
+  <w15:commentEx w15:paraId="5185FD4F" w15:done="0"/>
+  <w15:commentEx w15:paraId="64F71B76" w15:done="0"/>
+  <w15:commentEx w15:paraId="53559EA0" w15:done="0"/>
+  <w15:commentEx w15:paraId="7382A266" w15:done="0"/>
+  <w15:commentEx w15:paraId="2451450F" w15:done="0"/>
+  <w15:commentEx w15:paraId="70CAB621" w15:done="0"/>
+  <w15:commentEx w15:paraId="6BCD306E" w15:done="0"/>
 </w15:commentsEx>
 </file>
 
@@ -21201,32 +20842,20 @@
 <w16cex:commentsExtensible xmlns:wpc="http://schemas.microsoft.com/office/word/2010/wordprocessingCanvas" xmlns:cx="http://schemas.microsoft.com/office/drawing/2014/chartex" xmlns:cx1="http://schemas.microsoft.com/office/drawing/2015/9/8/chartex" xmlns:cx2="http://schemas.microsoft.com/office/drawing/2015/10/21/chartex" xmlns:cx3="http://schemas.microsoft.com/office/drawing/2016/5/9/chartex" xmlns:cx4="http://schemas.microsoft.com/office/drawing/2016/5/10/chartex" xmlns:cx5="http://schemas.microsoft.com/office/drawing/2016/5/11/chartex" xmlns:cx6="http://schemas.microsoft.com/office/drawing/2016/5/12/chartex" xmlns:cx7="http://schemas.microsoft.com/office/drawing/2016/5/13/chartex" xmlns:cx8="http://schemas.microsoft.com/office/drawing/2016/5/14/chartex" xmlns:cr="http://schemas.microsoft.com/office/comments/2020/reactions" xmlns:mc="http://schemas.openxmlformats.org/markup-compatibility/2006" xmlns:aink="http://schemas.microsoft.com/office/drawing/2016/ink" xmlns:am3d="http://schemas.microsoft.com/office/drawing/2017/model3d" xmlns:o="urn:schemas-microsoft-com:office:office" xmlns:oel="http://schemas.microsoft.com/office/2019/extlst" xmlns:r="http://schemas.openxmlformats.org/officeDocument/2006/relationships" xmlns:m="http://schemas.openxmlformats.org/officeDocument/2006/math" xmlns:v="urn:schemas-microsoft-com:vml" xmlns:wp14="http://schemas.microsoft.com/office/word/2010/wordprocessingDrawing" xmlns:wp="http://schemas.openxmlformats.org/drawingml/2006/wordprocessingDrawing" xmlns:w10="urn:schemas-microsoft-com:office:word" xmlns:w="http://schemas.openxmlformats.org/wordprocessingml/2006/main" xmlns:w14="http://schemas.microsoft.com/office/word/2010/wordml" xmlns:w15="http://schemas.microsoft.com/office/word/2012/wordml" xmlns:w16cex="http://schemas.microsoft.com/office/word/2018/wordml/cex" xmlns:w16cid="http://schemas.microsoft.com/office/word/2016/wordml/cid" xmlns:w16="http://schemas.microsoft.com/office/word/2018/wordml" xmlns:w16sdtdh="http://schemas.microsoft.com/office/word/2020/wordml/sdtdatahash" xmlns:w16se="http://schemas.microsoft.com/office/word/2015/wordml/symex" xmlns:wpg="http://schemas.microsoft.com/office/word/2010/wordprocessingGroup" xmlns:wpi="http://schemas.microsoft.com/office/word/2010/wordprocessingInk" xmlns:wne="http://schemas.microsoft.com/office/word/2006/wordml" xmlns:wps="http://schemas.microsoft.com/office/word/2010/wordprocessingShape" mc:Ignorable="w14 w15 w16se w16cid w16 w16cex w16sdtdh cr wp14">
   <w16cex:commentExtensible w16cex:durableId="739D55F1" w16cex:dateUtc="2026-09-23T04:24:00Z"/>
   <w16cex:commentExtensible w16cex:durableId="1680C682" w16cex:dateUtc="2026-10-06T23:56:00Z"/>
-  <w16cex:commentExtensible w16cex:durableId="568FA0C7" w16cex:dateUtc="2026-09-23T04:24:00Z"/>
-  <w16cex:commentExtensible w16cex:durableId="79AAC45D" w16cex:dateUtc="2026-10-06T22:10:00Z"/>
-  <w16cex:commentExtensible w16cex:durableId="1BD1D1F9" w16cex:dateUtc="2026-09-23T04:24:00Z"/>
-  <w16cex:commentExtensible w16cex:durableId="29E5997F" w16cex:dateUtc="2026-10-06T22:11:00Z"/>
-  <w16cex:commentExtensible w16cex:durableId="5342AC2F" w16cex:dateUtc="2026-09-16T04:39:00Z"/>
-  <w16cex:commentExtensible w16cex:durableId="0CF2CBB3" w16cex:dateUtc="2026-10-06T22:13:00Z"/>
-  <w16cex:commentExtensible w16cex:durableId="3809F6BB" w16cex:dateUtc="2026-09-16T04:40:00Z"/>
   <w16cex:commentExtensible w16cex:durableId="2E9F38A8" w16cex:dateUtc="2026-09-23T04:24:00Z"/>
   <w16cex:commentExtensible w16cex:durableId="145C9DA2" w16cex:dateUtc="2026-10-06T22:12:00Z"/>
-  <w16cex:commentExtensible w16cex:durableId="4FFD71C5" w16cex:dateUtc="2026-09-23T04:24:00Z"/>
-  <w16cex:commentExtensible w16cex:durableId="7D82EB0F" w16cex:dateUtc="2026-10-07T01:11:00Z"/>
-  <w16cex:commentExtensible w16cex:durableId="5FB2E83E" w16cex:dateUtc="2026-09-16T04:41:00Z"/>
-  <w16cex:commentExtensible w16cex:durableId="327C0EC9" w16cex:dateUtc="2026-09-16T04:41:00Z"/>
-  <w16cex:commentExtensible w16cex:durableId="546293B7" w16cex:dateUtc="2026-10-06T22:12:00Z"/>
-  <w16cex:commentExtensible w16cex:durableId="251AE99B" w16cex:dateUtc="2026-09-16T04:41:00Z"/>
-  <w16cex:commentExtensible w16cex:durableId="5A5D6231" w16cex:dateUtc="2026-10-06T22:13:00Z"/>
-  <w16cex:commentExtensible w16cex:durableId="57AF82D8" w16cex:dateUtc="2026-09-23T04:24:00Z"/>
-  <w16cex:commentExtensible w16cex:durableId="749929EE" w16cex:dateUtc="2026-10-06T22:35:00Z"/>
-  <w16cex:commentExtensible w16cex:durableId="771FE267" w16cex:dateUtc="2026-09-23T04:24:00Z"/>
-  <w16cex:commentExtensible w16cex:durableId="473AA506" w16cex:dateUtc="2026-10-06T22:34:00Z"/>
-  <w16cex:commentExtensible w16cex:durableId="4D6FDB5F" w16cex:dateUtc="2026-09-23T04:24:00Z"/>
-  <w16cex:commentExtensible w16cex:durableId="636477F2" w16cex:dateUtc="2026-10-07T00:24:00Z"/>
-  <w16cex:commentExtensible w16cex:durableId="1777A578" w16cex:dateUtc="2026-09-23T04:24:00Z"/>
-  <w16cex:commentExtensible w16cex:durableId="0BC0941C" w16cex:dateUtc="2026-10-07T00:39:00Z"/>
-  <w16cex:commentExtensible w16cex:durableId="4B522A4C" w16cex:dateUtc="2026-09-16T04:42:00Z"/>
-  <w16cex:commentExtensible w16cex:durableId="6EF2FAFB" w16cex:dateUtc="2026-10-06T22:13:00Z"/>
+  <w16cex:commentExtensible w16cex:durableId="4DBACC25" w16cex:dateUtc="2026-10-08T00:48:02Z"/>
+  <w16cex:commentExtensible w16cex:durableId="64D1C79E" w16cex:dateUtc="2026-10-08T00:48:02Z"/>
+  <w16cex:commentExtensible w16cex:durableId="5318A1B2" w16cex:dateUtc="2026-10-08T00:48:02Z"/>
+  <w16cex:commentExtensible w16cex:durableId="3CE8C476" w16cex:dateUtc="2026-10-08T00:48:02Z"/>
+  <w16cex:commentExtensible w16cex:durableId="168244E6" w16cex:dateUtc="2026-10-08T00:48:02Z"/>
+  <w16cex:commentExtensible w16cex:durableId="10F30BB5" w16cex:dateUtc="2026-10-08T00:48:02Z"/>
+  <w16cex:commentExtensible w16cex:durableId="514E3FCE" w16cex:dateUtc="2026-10-08T00:48:02Z"/>
+  <w16cex:commentExtensible w16cex:durableId="7BD6AC81" w16cex:dateUtc="2026-10-08T00:48:02Z"/>
+  <w16cex:commentExtensible w16cex:durableId="2BB209D4" w16cex:dateUtc="2026-10-08T00:48:02Z"/>
+  <w16cex:commentExtensible w16cex:durableId="17832F96" w16cex:dateUtc="2026-10-08T00:48:02Z"/>
+  <w16cex:commentExtensible w16cex:durableId="28CD8289" w16cex:dateUtc="2026-10-08T00:48:02Z"/>
+  <w16cex:commentExtensible w16cex:durableId="5C2C8EED" w16cex:dateUtc="2026-10-08T00:48:02Z"/>
 </w16cex:commentsExtensible>
 </file>
 
@@ -21234,32 +20863,20 @@
 <w16cid:commentsIds xmlns:wpc="http://schemas.microsoft.com/office/word/2010/wordprocessingCanvas" xmlns:cx="http://schemas.microsoft.com/office/drawing/2014/chartex" xmlns:cx1="http://schemas.microsoft.com/office/drawing/2015/9/8/chartex" xmlns:cx2="http://schemas.microsoft.com/office/drawing/2015/10/21/chartex" xmlns:cx3="http://schemas.microsoft.com/office/drawing/2016/5/9/chartex" xmlns:cx4="http://schemas.microsoft.com/office/drawing/2016/5/10/chartex" xmlns:cx5="http://schemas.microsoft.com/office/drawing/2016/5/11/chartex" xmlns:cx6="http://schemas.microsoft.com/office/drawing/2016/5/12/chartex" xmlns:cx7="http://schemas.microsoft.com/office/drawing/2016/5/13/chartex" xmlns:cx8="http://schemas.microsoft.com/office/drawing/2016/5/14/chartex" xmlns:mc="http://schemas.openxmlformats.org/markup-compatibility/2006" xmlns:aink="http://schemas.microsoft.com/office/drawing/2016/ink" xmlns:am3d="http://schemas.microsoft.com/office/drawing/2017/model3d" xmlns:o="urn:schemas-microsoft-com:office:office" xmlns:oel="http://schemas.microsoft.com/office/2019/extlst" xmlns:r="http://schemas.openxmlformats.org/officeDocument/2006/relationships" xmlns:m="http://schemas.openxmlformats.org/officeDocument/2006/math" xmlns:v="urn:schemas-microsoft-com:vml" xmlns:wp14="http://schemas.microsoft.com/office/word/2010/wordprocessingDrawing" xmlns:wp="http://schemas.openxmlformats.org/drawingml/2006/wordprocessingDrawing" xmlns:w10="urn:schemas-microsoft-com:office:word" xmlns:w="http://schemas.openxmlformats.org/wordprocessingml/2006/main" xmlns:w14="http://schemas.microsoft.com/office/word/2010/wordml" xmlns:w15="http://schemas.microsoft.com/office/word/2012/wordml" xmlns:w16cex="http://schemas.microsoft.com/office/word/2018/wordml/cex" xmlns:w16cid="http://schemas.microsoft.com/office/word/2016/wordml/cid" xmlns:w16="http://schemas.microsoft.com/office/word/2018/wordml" xmlns:w16sdtdh="http://schemas.microsoft.com/office/word/2020/wordml/sdtdatahash" xmlns:w16se="http://schemas.microsoft.com/office/word/2015/wordml/symex" xmlns:wpg="http://schemas.microsoft.com/office/word/2010/wordprocessingGroup" xmlns:wpi="http://schemas.microsoft.com/office/word/2010/wordprocessingInk" xmlns:wne="http://schemas.microsoft.com/office/word/2006/wordml" xmlns:wps="http://schemas.microsoft.com/office/word/2010/wordprocessingShape" mc:Ignorable="w14 w15 w16se w16cid w16 w16cex w16sdtdh wp14">
   <w16cid:commentId w16cid:paraId="5E4E707A" w16cid:durableId="739D55F1"/>
   <w16cid:commentId w16cid:paraId="25EC3FFA" w16cid:durableId="1680C682"/>
-  <w16cid:commentId w16cid:paraId="22AE2BD3" w16cid:durableId="568FA0C7"/>
-  <w16cid:commentId w16cid:paraId="79648D1D" w16cid:durableId="79AAC45D"/>
-  <w16cid:commentId w16cid:paraId="60709735" w16cid:durableId="1BD1D1F9"/>
-  <w16cid:commentId w16cid:paraId="41871BE1" w16cid:durableId="29E5997F"/>
-  <w16cid:commentId w16cid:paraId="59016ADB" w16cid:durableId="5342AC2F"/>
-  <w16cid:commentId w16cid:paraId="4E3A9CC9" w16cid:durableId="0CF2CBB3"/>
-  <w16cid:commentId w16cid:paraId="1267B935" w16cid:durableId="3809F6BB"/>
   <w16cid:commentId w16cid:paraId="28910ACE" w16cid:durableId="2E9F38A8"/>
   <w16cid:commentId w16cid:paraId="3EFF5770" w16cid:durableId="145C9DA2"/>
-  <w16cid:commentId w16cid:paraId="1A45B2B8" w16cid:durableId="4FFD71C5"/>
-  <w16cid:commentId w16cid:paraId="641D35FF" w16cid:durableId="7D82EB0F"/>
-  <w16cid:commentId w16cid:paraId="621A307B" w16cid:durableId="5FB2E83E"/>
-  <w16cid:commentId w16cid:paraId="34630C17" w16cid:durableId="327C0EC9"/>
-  <w16cid:commentId w16cid:paraId="441360FD" w16cid:durableId="546293B7"/>
-  <w16cid:commentId w16cid:paraId="1738921C" w16cid:durableId="251AE99B"/>
-  <w16cid:commentId w16cid:paraId="2B4E831D" w16cid:durableId="5A5D6231"/>
-  <w16cid:commentId w16cid:paraId="3F5FCF01" w16cid:durableId="57AF82D8"/>
-  <w16cid:commentId w16cid:paraId="149AABB1" w16cid:durableId="749929EE"/>
-  <w16cid:commentId w16cid:paraId="00272EDF" w16cid:durableId="771FE267"/>
-  <w16cid:commentId w16cid:paraId="0E3992D7" w16cid:durableId="473AA506"/>
-  <w16cid:commentId w16cid:paraId="07E49EE2" w16cid:durableId="4D6FDB5F"/>
-  <w16cid:commentId w16cid:paraId="50210BAD" w16cid:durableId="636477F2"/>
-  <w16cid:commentId w16cid:paraId="1A46D97D" w16cid:durableId="1777A578"/>
-  <w16cid:commentId w16cid:paraId="6A9A401F" w16cid:durableId="0BC0941C"/>
-  <w16cid:commentId w16cid:paraId="13C166FF" w16cid:durableId="4B522A4C"/>
-  <w16cid:commentId w16cid:paraId="1F1AD1B8" w16cid:durableId="6EF2FAFB"/>
+  <w16cid:commentId w16cid:paraId="459C772C" w16cid:durableId="4DBACC25"/>
+  <w16cid:commentId w16cid:paraId="7FDE3D17" w16cid:durableId="64D1C79E"/>
+  <w16cid:commentId w16cid:paraId="1A70FD1D" w16cid:durableId="5318A1B2"/>
+  <w16cid:commentId w16cid:paraId="01F42849" w16cid:durableId="3CE8C476"/>
+  <w16cid:commentId w16cid:paraId="7323974A" w16cid:durableId="168244E6"/>
+  <w16cid:commentId w16cid:paraId="5185FD4F" w16cid:durableId="10F30BB5"/>
+  <w16cid:commentId w16cid:paraId="64F71B76" w16cid:durableId="514E3FCE"/>
+  <w16cid:commentId w16cid:paraId="53559EA0" w16cid:durableId="7BD6AC81"/>
+  <w16cid:commentId w16cid:paraId="7382A266" w16cid:durableId="2BB209D4"/>
+  <w16cid:commentId w16cid:paraId="2451450F" w16cid:durableId="17832F96"/>
+  <w16cid:commentId w16cid:paraId="70CAB621" w16cid:durableId="28CD8289"/>
+  <w16cid:commentId w16cid:paraId="6BCD306E" w16cid:durableId="5C2C8EED"/>
 </w16cid:commentsIds>
 </file>
 
